--- a/docs/docx/Glossary_Reference.docx
+++ b/docs/docx/Glossary_Reference.docx
@@ -2129,7 +2129,7 @@
         </w:trPr>
         <w:tc>
           <w:tcPr>
-            <w:tcW w:type="dxa" w:w="4164"/>
+            <w:tcW w:type="dxa" w:w="4204"/>
             <w:tcBorders>
               <w:bottom w:sz="3.184000015258789" w:val="single" w:color="#000000"/>
             </w:tcBorders>
@@ -2161,7 +2161,7 @@
         </w:tc>
         <w:tc>
           <w:tcPr>
-            <w:tcW w:type="dxa" w:w="5204"/>
+            <w:tcW w:type="dxa" w:w="5164"/>
             <w:tcBorders>
               <w:bottom w:sz="3.184000015258789" w:val="single" w:color="#000000"/>
             </w:tcBorders>
@@ -2176,7 +2176,7 @@
               <w:autoSpaceDE w:val="0"/>
               <w:widowControl/>
               <w:spacing w:line="200" w:lineRule="exact" w:before="0" w:after="0"/>
-              <w:ind w:left="0" w:right="2" w:firstLine="0"/>
+              <w:ind w:left="0" w:right="4" w:firstLine="0"/>
               <w:jc w:val="right"/>
             </w:pPr>
             <w:r>
@@ -2187,17 +2187,7 @@
                 <w:color w:val="000000"/>
                 <w:sz w:val="20"/>
               </w:rPr>
-              <w:t>Glossary</w:t>
-            </w:r>
-            <w:r>
-              <w:rPr>
-                <w:rFonts w:ascii="LMRoman10" w:hAnsi="LMRoman10" w:eastAsia="LMRoman10"/>
-                <w:b w:val="0"/>
-                <w:i w:val="0"/>
-                <w:color w:val="000000"/>
-                <w:sz w:val="20"/>
-              </w:rPr>
-              <w:t>Reference</w:t>
+              <w:t>tmp.ocTMI0Grw2</w:t>
             </w:r>
           </w:p>
         </w:tc>
@@ -4745,7 +4735,7 @@
         </w:trPr>
         <w:tc>
           <w:tcPr>
-            <w:tcW w:type="dxa" w:w="4724"/>
+            <w:tcW w:type="dxa" w:w="4684"/>
             <w:tcBorders>
               <w:bottom w:sz="3.184000015258789" w:val="single" w:color="#000000"/>
             </w:tcBorders>
@@ -4771,23 +4761,13 @@
                 <w:color w:val="000000"/>
                 <w:sz w:val="20"/>
               </w:rPr>
-              <w:t>Glossary</w:t>
-            </w:r>
-            <w:r>
-              <w:rPr>
-                <w:rFonts w:ascii="LMRoman10" w:hAnsi="LMRoman10" w:eastAsia="LMRoman10"/>
-                <w:b w:val="0"/>
-                <w:i w:val="0"/>
-                <w:color w:val="000000"/>
-                <w:sz w:val="20"/>
-              </w:rPr>
-              <w:t>Reference</w:t>
+              <w:t>tmp.ocTMI0Grw2</w:t>
             </w:r>
           </w:p>
         </w:tc>
         <w:tc>
           <w:tcPr>
-            <w:tcW w:type="dxa" w:w="4644"/>
+            <w:tcW w:type="dxa" w:w="4684"/>
             <w:tcBorders>
               <w:bottom w:sz="3.184000015258789" w:val="single" w:color="#000000"/>
             </w:tcBorders>
@@ -4802,7 +4782,7 @@
               <w:autoSpaceDE w:val="0"/>
               <w:widowControl/>
               <w:spacing w:line="200" w:lineRule="exact" w:before="0" w:after="0"/>
-              <w:ind w:left="0" w:right="2" w:firstLine="0"/>
+              <w:ind w:left="0" w:right="4" w:firstLine="0"/>
               <w:jc w:val="right"/>
             </w:pPr>
             <w:r>
@@ -5125,7 +5105,7 @@
         </w:trPr>
         <w:tc>
           <w:tcPr>
-            <w:tcW w:type="dxa" w:w="4844"/>
+            <w:tcW w:type="dxa" w:w="4804"/>
             <w:tcBorders>
               <w:bottom w:sz="3.184000015258789" w:val="single" w:color="#000000"/>
             </w:tcBorders>
@@ -5151,23 +5131,13 @@
                 <w:color w:val="000000"/>
                 <w:sz w:val="20"/>
               </w:rPr>
-              <w:t>Glossary</w:t>
-            </w:r>
-            <w:r>
-              <w:rPr>
-                <w:rFonts w:ascii="LMRoman10" w:hAnsi="LMRoman10" w:eastAsia="LMRoman10"/>
-                <w:b w:val="0"/>
-                <w:i w:val="0"/>
-                <w:color w:val="000000"/>
-                <w:sz w:val="20"/>
-              </w:rPr>
-              <w:t>Reference</w:t>
+              <w:t>tmp.ocTMI0Grw2</w:t>
             </w:r>
           </w:p>
         </w:tc>
         <w:tc>
           <w:tcPr>
-            <w:tcW w:type="dxa" w:w="4524"/>
+            <w:tcW w:type="dxa" w:w="4564"/>
             <w:tcBorders>
               <w:bottom w:sz="3.184000015258789" w:val="single" w:color="#000000"/>
             </w:tcBorders>
@@ -5182,7 +5152,7 @@
               <w:autoSpaceDE w:val="0"/>
               <w:widowControl/>
               <w:spacing w:line="200" w:lineRule="exact" w:before="0" w:after="0"/>
-              <w:ind w:left="0" w:right="2" w:firstLine="0"/>
+              <w:ind w:left="0" w:right="4" w:firstLine="0"/>
               <w:jc w:val="right"/>
             </w:pPr>
             <w:r>
@@ -6171,7 +6141,7 @@
         </w:trPr>
         <w:tc>
           <w:tcPr>
-            <w:tcW w:type="dxa" w:w="4344"/>
+            <w:tcW w:type="dxa" w:w="4384"/>
             <w:tcBorders>
               <w:bottom w:sz="3.184000015258789" w:val="single" w:color="#000000"/>
             </w:tcBorders>
@@ -6213,7 +6183,7 @@
         </w:tc>
         <w:tc>
           <w:tcPr>
-            <w:tcW w:type="dxa" w:w="5024"/>
+            <w:tcW w:type="dxa" w:w="4984"/>
             <w:tcBorders>
               <w:bottom w:sz="3.184000015258789" w:val="single" w:color="#000000"/>
             </w:tcBorders>
@@ -6228,7 +6198,7 @@
               <w:autoSpaceDE w:val="0"/>
               <w:widowControl/>
               <w:spacing w:line="200" w:lineRule="exact" w:before="0" w:after="0"/>
-              <w:ind w:left="0" w:right="2" w:firstLine="0"/>
+              <w:ind w:left="0" w:right="4" w:firstLine="0"/>
               <w:jc w:val="right"/>
             </w:pPr>
             <w:r>
@@ -6239,17 +6209,7 @@
                 <w:color w:val="000000"/>
                 <w:sz w:val="20"/>
               </w:rPr>
-              <w:t>Glossary</w:t>
-            </w:r>
-            <w:r>
-              <w:rPr>
-                <w:rFonts w:ascii="LMRoman10" w:hAnsi="LMRoman10" w:eastAsia="LMRoman10"/>
-                <w:b w:val="0"/>
-                <w:i w:val="0"/>
-                <w:color w:val="000000"/>
-                <w:sz w:val="20"/>
-              </w:rPr>
-              <w:t>Reference</w:t>
+              <w:t>tmp.ocTMI0Grw2</w:t>
             </w:r>
           </w:p>
         </w:tc>
@@ -11049,7 +11009,7 @@
         </w:trPr>
         <w:tc>
           <w:tcPr>
-            <w:tcW w:type="dxa" w:w="5004"/>
+            <w:tcW w:type="dxa" w:w="4964"/>
             <w:tcBorders>
               <w:bottom w:sz="3.184000015258789" w:val="single" w:color="#000000"/>
             </w:tcBorders>
@@ -11075,23 +11035,13 @@
                 <w:color w:val="000000"/>
                 <w:sz w:val="20"/>
               </w:rPr>
-              <w:t>Glossary</w:t>
-            </w:r>
-            <w:r>
-              <w:rPr>
-                <w:rFonts w:ascii="LMRoman10" w:hAnsi="LMRoman10" w:eastAsia="LMRoman10"/>
-                <w:b w:val="0"/>
-                <w:i w:val="0"/>
-                <w:color w:val="000000"/>
-                <w:sz w:val="20"/>
-              </w:rPr>
-              <w:t>Reference</w:t>
+              <w:t>tmp.ocTMI0Grw2</w:t>
             </w:r>
           </w:p>
         </w:tc>
         <w:tc>
           <w:tcPr>
-            <w:tcW w:type="dxa" w:w="4364"/>
+            <w:tcW w:type="dxa" w:w="4404"/>
             <w:tcBorders>
               <w:bottom w:sz="3.184000015258789" w:val="single" w:color="#000000"/>
             </w:tcBorders>
@@ -15011,7 +14961,7 @@
         </w:trPr>
         <w:tc>
           <w:tcPr>
-            <w:tcW w:type="dxa" w:w="4344"/>
+            <w:tcW w:type="dxa" w:w="4384"/>
             <w:tcBorders>
               <w:bottom w:sz="3.184000015258789" w:val="single" w:color="#000000"/>
             </w:tcBorders>
@@ -15053,7 +15003,7 @@
         </w:tc>
         <w:tc>
           <w:tcPr>
-            <w:tcW w:type="dxa" w:w="5024"/>
+            <w:tcW w:type="dxa" w:w="4984"/>
             <w:tcBorders>
               <w:bottom w:sz="3.184000015258789" w:val="single" w:color="#000000"/>
             </w:tcBorders>
@@ -15068,7 +15018,7 @@
               <w:autoSpaceDE w:val="0"/>
               <w:widowControl/>
               <w:spacing w:line="200" w:lineRule="exact" w:before="0" w:after="0"/>
-              <w:ind w:left="0" w:right="2" w:firstLine="0"/>
+              <w:ind w:left="0" w:right="4" w:firstLine="0"/>
               <w:jc w:val="right"/>
             </w:pPr>
             <w:r>
@@ -15079,17 +15029,7 @@
                 <w:color w:val="000000"/>
                 <w:sz w:val="20"/>
               </w:rPr>
-              <w:t>Glossary</w:t>
-            </w:r>
-            <w:r>
-              <w:rPr>
-                <w:rFonts w:ascii="LMRoman10" w:hAnsi="LMRoman10" w:eastAsia="LMRoman10"/>
-                <w:b w:val="0"/>
-                <w:i w:val="0"/>
-                <w:color w:val="000000"/>
-                <w:sz w:val="20"/>
-              </w:rPr>
-              <w:t>Reference</w:t>
+              <w:t>tmp.ocTMI0Grw2</w:t>
             </w:r>
           </w:p>
         </w:tc>
@@ -19064,7 +19004,7 @@
         </w:trPr>
         <w:tc>
           <w:tcPr>
-            <w:tcW w:type="dxa" w:w="5004"/>
+            <w:tcW w:type="dxa" w:w="4964"/>
             <w:tcBorders>
               <w:bottom w:sz="3.184000015258789" w:val="single" w:color="#000000"/>
             </w:tcBorders>
@@ -19090,23 +19030,13 @@
                 <w:color w:val="000000"/>
                 <w:sz w:val="20"/>
               </w:rPr>
-              <w:t>Glossary</w:t>
-            </w:r>
-            <w:r>
-              <w:rPr>
-                <w:rFonts w:ascii="LMRoman10" w:hAnsi="LMRoman10" w:eastAsia="LMRoman10"/>
-                <w:b w:val="0"/>
-                <w:i w:val="0"/>
-                <w:color w:val="000000"/>
-                <w:sz w:val="20"/>
-              </w:rPr>
-              <w:t>Reference</w:t>
+              <w:t>tmp.ocTMI0Grw2</w:t>
             </w:r>
           </w:p>
         </w:tc>
         <w:tc>
           <w:tcPr>
-            <w:tcW w:type="dxa" w:w="4364"/>
+            <w:tcW w:type="dxa" w:w="4404"/>
             <w:tcBorders>
               <w:bottom w:sz="3.184000015258789" w:val="single" w:color="#000000"/>
             </w:tcBorders>
@@ -24017,7 +23947,7 @@
         </w:trPr>
         <w:tc>
           <w:tcPr>
-            <w:tcW w:type="dxa" w:w="4344"/>
+            <w:tcW w:type="dxa" w:w="4384"/>
             <w:tcBorders>
               <w:bottom w:sz="3.184000015258789" w:val="single" w:color="#000000"/>
             </w:tcBorders>
@@ -24059,7 +23989,7 @@
         </w:tc>
         <w:tc>
           <w:tcPr>
-            <w:tcW w:type="dxa" w:w="5024"/>
+            <w:tcW w:type="dxa" w:w="4984"/>
             <w:tcBorders>
               <w:bottom w:sz="3.184000015258789" w:val="single" w:color="#000000"/>
             </w:tcBorders>
@@ -24074,7 +24004,7 @@
               <w:autoSpaceDE w:val="0"/>
               <w:widowControl/>
               <w:spacing w:line="200" w:lineRule="exact" w:before="0" w:after="0"/>
-              <w:ind w:left="0" w:right="2" w:firstLine="0"/>
+              <w:ind w:left="0" w:right="4" w:firstLine="0"/>
               <w:jc w:val="right"/>
             </w:pPr>
             <w:r>
@@ -24085,17 +24015,7 @@
                 <w:color w:val="000000"/>
                 <w:sz w:val="20"/>
               </w:rPr>
-              <w:t>Glossary</w:t>
-            </w:r>
-            <w:r>
-              <w:rPr>
-                <w:rFonts w:ascii="LMRoman10" w:hAnsi="LMRoman10" w:eastAsia="LMRoman10"/>
-                <w:b w:val="0"/>
-                <w:i w:val="0"/>
-                <w:color w:val="000000"/>
-                <w:sz w:val="20"/>
-              </w:rPr>
-              <w:t>Reference</w:t>
+              <w:t>tmp.ocTMI0Grw2</w:t>
             </w:r>
           </w:p>
         </w:tc>
@@ -29581,7 +29501,7 @@
         </w:trPr>
         <w:tc>
           <w:tcPr>
-            <w:tcW w:type="dxa" w:w="5004"/>
+            <w:tcW w:type="dxa" w:w="4964"/>
             <w:tcBorders>
               <w:bottom w:sz="3.184000015258789" w:val="single" w:color="#000000"/>
             </w:tcBorders>
@@ -29607,23 +29527,13 @@
                 <w:color w:val="000000"/>
                 <w:sz w:val="20"/>
               </w:rPr>
-              <w:t>Glossary</w:t>
-            </w:r>
-            <w:r>
-              <w:rPr>
-                <w:rFonts w:ascii="LMRoman10" w:hAnsi="LMRoman10" w:eastAsia="LMRoman10"/>
-                <w:b w:val="0"/>
-                <w:i w:val="0"/>
-                <w:color w:val="000000"/>
-                <w:sz w:val="20"/>
-              </w:rPr>
-              <w:t>Reference</w:t>
+              <w:t>tmp.ocTMI0Grw2</w:t>
             </w:r>
           </w:p>
         </w:tc>
         <w:tc>
           <w:tcPr>
-            <w:tcW w:type="dxa" w:w="4364"/>
+            <w:tcW w:type="dxa" w:w="4404"/>
             <w:tcBorders>
               <w:bottom w:sz="3.184000015258789" w:val="single" w:color="#000000"/>
             </w:tcBorders>

--- a/docs/docx/Glossary_Reference.docx
+++ b/docs/docx/Glossary_Reference.docx
@@ -2129,7 +2129,7 @@
         </w:trPr>
         <w:tc>
           <w:tcPr>
-            <w:tcW w:type="dxa" w:w="4204"/>
+            <w:tcW w:type="dxa" w:w="4164"/>
             <w:tcBorders>
               <w:bottom w:sz="3.184000015258789" w:val="single" w:color="#000000"/>
             </w:tcBorders>
@@ -2161,7 +2161,7 @@
         </w:tc>
         <w:tc>
           <w:tcPr>
-            <w:tcW w:type="dxa" w:w="5164"/>
+            <w:tcW w:type="dxa" w:w="5204"/>
             <w:tcBorders>
               <w:bottom w:sz="3.184000015258789" w:val="single" w:color="#000000"/>
             </w:tcBorders>
@@ -2176,7 +2176,7 @@
               <w:autoSpaceDE w:val="0"/>
               <w:widowControl/>
               <w:spacing w:line="200" w:lineRule="exact" w:before="0" w:after="0"/>
-              <w:ind w:left="0" w:right="4" w:firstLine="0"/>
+              <w:ind w:left="0" w:right="2" w:firstLine="0"/>
               <w:jc w:val="right"/>
             </w:pPr>
             <w:r>
@@ -2187,7 +2187,17 @@
                 <w:color w:val="000000"/>
                 <w:sz w:val="20"/>
               </w:rPr>
-              <w:t>tmp.ocTMI0Grw2</w:t>
+              <w:t>Glossary</w:t>
+            </w:r>
+            <w:r>
+              <w:rPr>
+                <w:rFonts w:ascii="LMRoman10" w:hAnsi="LMRoman10" w:eastAsia="LMRoman10"/>
+                <w:b w:val="0"/>
+                <w:i w:val="0"/>
+                <w:color w:val="000000"/>
+                <w:sz w:val="20"/>
+              </w:rPr>
+              <w:t>Reference</w:t>
             </w:r>
           </w:p>
         </w:tc>
@@ -4735,7 +4745,7 @@
         </w:trPr>
         <w:tc>
           <w:tcPr>
-            <w:tcW w:type="dxa" w:w="4684"/>
+            <w:tcW w:type="dxa" w:w="4724"/>
             <w:tcBorders>
               <w:bottom w:sz="3.184000015258789" w:val="single" w:color="#000000"/>
             </w:tcBorders>
@@ -4761,13 +4771,23 @@
                 <w:color w:val="000000"/>
                 <w:sz w:val="20"/>
               </w:rPr>
-              <w:t>tmp.ocTMI0Grw2</w:t>
+              <w:t>Glossary</w:t>
+            </w:r>
+            <w:r>
+              <w:rPr>
+                <w:rFonts w:ascii="LMRoman10" w:hAnsi="LMRoman10" w:eastAsia="LMRoman10"/>
+                <w:b w:val="0"/>
+                <w:i w:val="0"/>
+                <w:color w:val="000000"/>
+                <w:sz w:val="20"/>
+              </w:rPr>
+              <w:t>Reference</w:t>
             </w:r>
           </w:p>
         </w:tc>
         <w:tc>
           <w:tcPr>
-            <w:tcW w:type="dxa" w:w="4684"/>
+            <w:tcW w:type="dxa" w:w="4644"/>
             <w:tcBorders>
               <w:bottom w:sz="3.184000015258789" w:val="single" w:color="#000000"/>
             </w:tcBorders>
@@ -4782,7 +4802,7 @@
               <w:autoSpaceDE w:val="0"/>
               <w:widowControl/>
               <w:spacing w:line="200" w:lineRule="exact" w:before="0" w:after="0"/>
-              <w:ind w:left="0" w:right="4" w:firstLine="0"/>
+              <w:ind w:left="0" w:right="2" w:firstLine="0"/>
               <w:jc w:val="right"/>
             </w:pPr>
             <w:r>
@@ -5105,7 +5125,7 @@
         </w:trPr>
         <w:tc>
           <w:tcPr>
-            <w:tcW w:type="dxa" w:w="4804"/>
+            <w:tcW w:type="dxa" w:w="4844"/>
             <w:tcBorders>
               <w:bottom w:sz="3.184000015258789" w:val="single" w:color="#000000"/>
             </w:tcBorders>
@@ -5131,13 +5151,23 @@
                 <w:color w:val="000000"/>
                 <w:sz w:val="20"/>
               </w:rPr>
-              <w:t>tmp.ocTMI0Grw2</w:t>
+              <w:t>Glossary</w:t>
+            </w:r>
+            <w:r>
+              <w:rPr>
+                <w:rFonts w:ascii="LMRoman10" w:hAnsi="LMRoman10" w:eastAsia="LMRoman10"/>
+                <w:b w:val="0"/>
+                <w:i w:val="0"/>
+                <w:color w:val="000000"/>
+                <w:sz w:val="20"/>
+              </w:rPr>
+              <w:t>Reference</w:t>
             </w:r>
           </w:p>
         </w:tc>
         <w:tc>
           <w:tcPr>
-            <w:tcW w:type="dxa" w:w="4564"/>
+            <w:tcW w:type="dxa" w:w="4524"/>
             <w:tcBorders>
               <w:bottom w:sz="3.184000015258789" w:val="single" w:color="#000000"/>
             </w:tcBorders>
@@ -5152,7 +5182,7 @@
               <w:autoSpaceDE w:val="0"/>
               <w:widowControl/>
               <w:spacing w:line="200" w:lineRule="exact" w:before="0" w:after="0"/>
-              <w:ind w:left="0" w:right="4" w:firstLine="0"/>
+              <w:ind w:left="0" w:right="2" w:firstLine="0"/>
               <w:jc w:val="right"/>
             </w:pPr>
             <w:r>
@@ -6141,7 +6171,7 @@
         </w:trPr>
         <w:tc>
           <w:tcPr>
-            <w:tcW w:type="dxa" w:w="4384"/>
+            <w:tcW w:type="dxa" w:w="4344"/>
             <w:tcBorders>
               <w:bottom w:sz="3.184000015258789" w:val="single" w:color="#000000"/>
             </w:tcBorders>
@@ -6183,7 +6213,7 @@
         </w:tc>
         <w:tc>
           <w:tcPr>
-            <w:tcW w:type="dxa" w:w="4984"/>
+            <w:tcW w:type="dxa" w:w="5024"/>
             <w:tcBorders>
               <w:bottom w:sz="3.184000015258789" w:val="single" w:color="#000000"/>
             </w:tcBorders>
@@ -6198,7 +6228,7 @@
               <w:autoSpaceDE w:val="0"/>
               <w:widowControl/>
               <w:spacing w:line="200" w:lineRule="exact" w:before="0" w:after="0"/>
-              <w:ind w:left="0" w:right="4" w:firstLine="0"/>
+              <w:ind w:left="0" w:right="2" w:firstLine="0"/>
               <w:jc w:val="right"/>
             </w:pPr>
             <w:r>
@@ -6209,7 +6239,17 @@
                 <w:color w:val="000000"/>
                 <w:sz w:val="20"/>
               </w:rPr>
-              <w:t>tmp.ocTMI0Grw2</w:t>
+              <w:t>Glossary</w:t>
+            </w:r>
+            <w:r>
+              <w:rPr>
+                <w:rFonts w:ascii="LMRoman10" w:hAnsi="LMRoman10" w:eastAsia="LMRoman10"/>
+                <w:b w:val="0"/>
+                <w:i w:val="0"/>
+                <w:color w:val="000000"/>
+                <w:sz w:val="20"/>
+              </w:rPr>
+              <w:t>Reference</w:t>
             </w:r>
           </w:p>
         </w:tc>
@@ -11009,7 +11049,7 @@
         </w:trPr>
         <w:tc>
           <w:tcPr>
-            <w:tcW w:type="dxa" w:w="4964"/>
+            <w:tcW w:type="dxa" w:w="5004"/>
             <w:tcBorders>
               <w:bottom w:sz="3.184000015258789" w:val="single" w:color="#000000"/>
             </w:tcBorders>
@@ -11035,13 +11075,23 @@
                 <w:color w:val="000000"/>
                 <w:sz w:val="20"/>
               </w:rPr>
-              <w:t>tmp.ocTMI0Grw2</w:t>
+              <w:t>Glossary</w:t>
+            </w:r>
+            <w:r>
+              <w:rPr>
+                <w:rFonts w:ascii="LMRoman10" w:hAnsi="LMRoman10" w:eastAsia="LMRoman10"/>
+                <w:b w:val="0"/>
+                <w:i w:val="0"/>
+                <w:color w:val="000000"/>
+                <w:sz w:val="20"/>
+              </w:rPr>
+              <w:t>Reference</w:t>
             </w:r>
           </w:p>
         </w:tc>
         <w:tc>
           <w:tcPr>
-            <w:tcW w:type="dxa" w:w="4404"/>
+            <w:tcW w:type="dxa" w:w="4364"/>
             <w:tcBorders>
               <w:bottom w:sz="3.184000015258789" w:val="single" w:color="#000000"/>
             </w:tcBorders>
@@ -14961,7 +15011,7 @@
         </w:trPr>
         <w:tc>
           <w:tcPr>
-            <w:tcW w:type="dxa" w:w="4384"/>
+            <w:tcW w:type="dxa" w:w="4344"/>
             <w:tcBorders>
               <w:bottom w:sz="3.184000015258789" w:val="single" w:color="#000000"/>
             </w:tcBorders>
@@ -15003,7 +15053,7 @@
         </w:tc>
         <w:tc>
           <w:tcPr>
-            <w:tcW w:type="dxa" w:w="4984"/>
+            <w:tcW w:type="dxa" w:w="5024"/>
             <w:tcBorders>
               <w:bottom w:sz="3.184000015258789" w:val="single" w:color="#000000"/>
             </w:tcBorders>
@@ -15018,7 +15068,7 @@
               <w:autoSpaceDE w:val="0"/>
               <w:widowControl/>
               <w:spacing w:line="200" w:lineRule="exact" w:before="0" w:after="0"/>
-              <w:ind w:left="0" w:right="4" w:firstLine="0"/>
+              <w:ind w:left="0" w:right="2" w:firstLine="0"/>
               <w:jc w:val="right"/>
             </w:pPr>
             <w:r>
@@ -15029,7 +15079,17 @@
                 <w:color w:val="000000"/>
                 <w:sz w:val="20"/>
               </w:rPr>
-              <w:t>tmp.ocTMI0Grw2</w:t>
+              <w:t>Glossary</w:t>
+            </w:r>
+            <w:r>
+              <w:rPr>
+                <w:rFonts w:ascii="LMRoman10" w:hAnsi="LMRoman10" w:eastAsia="LMRoman10"/>
+                <w:b w:val="0"/>
+                <w:i w:val="0"/>
+                <w:color w:val="000000"/>
+                <w:sz w:val="20"/>
+              </w:rPr>
+              <w:t>Reference</w:t>
             </w:r>
           </w:p>
         </w:tc>
@@ -19004,7 +19064,7 @@
         </w:trPr>
         <w:tc>
           <w:tcPr>
-            <w:tcW w:type="dxa" w:w="4964"/>
+            <w:tcW w:type="dxa" w:w="5004"/>
             <w:tcBorders>
               <w:bottom w:sz="3.184000015258789" w:val="single" w:color="#000000"/>
             </w:tcBorders>
@@ -19030,13 +19090,23 @@
                 <w:color w:val="000000"/>
                 <w:sz w:val="20"/>
               </w:rPr>
-              <w:t>tmp.ocTMI0Grw2</w:t>
+              <w:t>Glossary</w:t>
+            </w:r>
+            <w:r>
+              <w:rPr>
+                <w:rFonts w:ascii="LMRoman10" w:hAnsi="LMRoman10" w:eastAsia="LMRoman10"/>
+                <w:b w:val="0"/>
+                <w:i w:val="0"/>
+                <w:color w:val="000000"/>
+                <w:sz w:val="20"/>
+              </w:rPr>
+              <w:t>Reference</w:t>
             </w:r>
           </w:p>
         </w:tc>
         <w:tc>
           <w:tcPr>
-            <w:tcW w:type="dxa" w:w="4404"/>
+            <w:tcW w:type="dxa" w:w="4364"/>
             <w:tcBorders>
               <w:bottom w:sz="3.184000015258789" w:val="single" w:color="#000000"/>
             </w:tcBorders>
@@ -23947,7 +24017,7 @@
         </w:trPr>
         <w:tc>
           <w:tcPr>
-            <w:tcW w:type="dxa" w:w="4384"/>
+            <w:tcW w:type="dxa" w:w="4344"/>
             <w:tcBorders>
               <w:bottom w:sz="3.184000015258789" w:val="single" w:color="#000000"/>
             </w:tcBorders>
@@ -23989,7 +24059,7 @@
         </w:tc>
         <w:tc>
           <w:tcPr>
-            <w:tcW w:type="dxa" w:w="4984"/>
+            <w:tcW w:type="dxa" w:w="5024"/>
             <w:tcBorders>
               <w:bottom w:sz="3.184000015258789" w:val="single" w:color="#000000"/>
             </w:tcBorders>
@@ -24004,7 +24074,7 @@
               <w:autoSpaceDE w:val="0"/>
               <w:widowControl/>
               <w:spacing w:line="200" w:lineRule="exact" w:before="0" w:after="0"/>
-              <w:ind w:left="0" w:right="4" w:firstLine="0"/>
+              <w:ind w:left="0" w:right="2" w:firstLine="0"/>
               <w:jc w:val="right"/>
             </w:pPr>
             <w:r>
@@ -24015,7 +24085,17 @@
                 <w:color w:val="000000"/>
                 <w:sz w:val="20"/>
               </w:rPr>
-              <w:t>tmp.ocTMI0Grw2</w:t>
+              <w:t>Glossary</w:t>
+            </w:r>
+            <w:r>
+              <w:rPr>
+                <w:rFonts w:ascii="LMRoman10" w:hAnsi="LMRoman10" w:eastAsia="LMRoman10"/>
+                <w:b w:val="0"/>
+                <w:i w:val="0"/>
+                <w:color w:val="000000"/>
+                <w:sz w:val="20"/>
+              </w:rPr>
+              <w:t>Reference</w:t>
             </w:r>
           </w:p>
         </w:tc>
@@ -29501,7 +29581,7 @@
         </w:trPr>
         <w:tc>
           <w:tcPr>
-            <w:tcW w:type="dxa" w:w="4964"/>
+            <w:tcW w:type="dxa" w:w="5004"/>
             <w:tcBorders>
               <w:bottom w:sz="3.184000015258789" w:val="single" w:color="#000000"/>
             </w:tcBorders>
@@ -29527,13 +29607,23 @@
                 <w:color w:val="000000"/>
                 <w:sz w:val="20"/>
               </w:rPr>
-              <w:t>tmp.ocTMI0Grw2</w:t>
+              <w:t>Glossary</w:t>
+            </w:r>
+            <w:r>
+              <w:rPr>
+                <w:rFonts w:ascii="LMRoman10" w:hAnsi="LMRoman10" w:eastAsia="LMRoman10"/>
+                <w:b w:val="0"/>
+                <w:i w:val="0"/>
+                <w:color w:val="000000"/>
+                <w:sz w:val="20"/>
+              </w:rPr>
+              <w:t>Reference</w:t>
             </w:r>
           </w:p>
         </w:tc>
         <w:tc>
           <w:tcPr>
-            <w:tcW w:type="dxa" w:w="4404"/>
+            <w:tcW w:type="dxa" w:w="4364"/>
             <w:tcBorders>
               <w:bottom w:sz="3.184000015258789" w:val="single" w:color="#000000"/>
             </w:tcBorders>

--- a/docs/docx/Glossary_Reference.docx
+++ b/docs/docx/Glossary_Reference.docx
@@ -224,16 +224,13 @@
         <w:t xml:space="preserve"> </w:t>
       </w:r>
       <w:r>
-        <w:t xml:space="preserve">the Documentation Guide (</w:t>
-      </w:r>
-      <w:r>
-        <w:rPr>
-          <w:rStyle w:val="VerbatimChar"/>
-        </w:rPr>
-        <w:t xml:space="preserve">Documentation_Guide.md</w:t>
-      </w:r>
-      <w:r>
-        <w:t xml:space="preserve">).</w:t>
+        <w:rPr>
+          <w:rStyle w:val="VerbatimChar"/>
+        </w:rPr>
+        <w:t xml:space="preserve">/docs/md/Documentation_Guide.md</w:t>
+      </w:r>
+      <w:r>
+        <w:t xml:space="preserve">.</w:t>
       </w:r>
     </w:p>
     <w:p>
@@ -250,7 +247,7 @@
         <w:rPr>
           <w:rStyle w:val="VerbatimChar"/>
         </w:rPr>
-        <w:t xml:space="preserve">docs/pdf/</w:t>
+        <w:t xml:space="preserve">/docs/pdf/</w:t>
       </w:r>
       <w:r>
         <w:t xml:space="preserve">.</w:t>
@@ -807,7 +804,7 @@
         <w:t xml:space="preserve"> </w:t>
       </w:r>
       <w:r>
-        <w:t xml:space="preserve">service. For example, the BriteTest Runner API and the BriteTest Test</w:t>
+        <w:t xml:space="preserve">service. For example, the briteTest Runner API and the briteTest Test</w:t>
       </w:r>
       <w:r>
         <w:t xml:space="preserve"> </w:t>
@@ -832,7 +829,22 @@
         <w:t xml:space="preserve">approver</w:t>
       </w:r>
       <w:r>
-        <w:t xml:space="preserve">*: A person listed in config/contributors.md as an approver.</w:t>
+        <w:t xml:space="preserve">*: A person listed in</w:t>
+      </w:r>
+      <w:r>
+        <w:t xml:space="preserve"> </w:t>
+      </w:r>
+      <w:r>
+        <w:rPr>
+          <w:rStyle w:val="VerbatimChar"/>
+        </w:rPr>
+        <w:t xml:space="preserve">/config/contributors.md</w:t>
+      </w:r>
+      <w:r>
+        <w:t xml:space="preserve"> </w:t>
+      </w:r>
+      <w:r>
+        <w:t xml:space="preserve">as an approver.</w:t>
       </w:r>
       <w:r>
         <w:t xml:space="preserve"> </w:t>
@@ -844,13 +856,25 @@
         <w:t xml:space="preserve"> </w:t>
       </w:r>
       <w:r>
-        <w:t xml:space="preserve">An approver may review and approve changes to BriteTest. An approver</w:t>
-      </w:r>
-      <w:r>
-        <w:t xml:space="preserve"> </w:t>
-      </w:r>
-      <w:r>
-        <w:t xml:space="preserve">must follow the guidelines in docs/Contributor_Guide.md.</w:t>
+        <w:t xml:space="preserve">An approver may review and approve changes to briteTest. An approver</w:t>
+      </w:r>
+      <w:r>
+        <w:t xml:space="preserve"> </w:t>
+      </w:r>
+      <w:r>
+        <w:t xml:space="preserve">must follow the guidelines in</w:t>
+      </w:r>
+      <w:r>
+        <w:t xml:space="preserve"> </w:t>
+      </w:r>
+      <w:r>
+        <w:rPr>
+          <w:rStyle w:val="VerbatimChar"/>
+        </w:rPr>
+        <w:t xml:space="preserve">/docs/Contributor_Guide.md</w:t>
+      </w:r>
+      <w:r>
+        <w:t xml:space="preserve">.</w:t>
       </w:r>
     </w:p>
     <w:p>
@@ -916,7 +940,7 @@
         <w:t xml:space="preserve"> </w:t>
       </w:r>
       <w:r>
-        <w:t xml:space="preserve">and path matching in Bash. In BriteTest</w:t>
+        <w:t xml:space="preserve">and path matching in Bash. In briteTest</w:t>
       </w:r>
       <w:r>
         <w:t xml:space="preserve"> </w:t>
@@ -1484,7 +1508,19 @@
         <w:t xml:space="preserve">contributor</w:t>
       </w:r>
       <w:r>
-        <w:t xml:space="preserve">*: A person listed in config/contributors.md.</w:t>
+        <w:t xml:space="preserve">*: A person listed in</w:t>
+      </w:r>
+      <w:r>
+        <w:t xml:space="preserve"> </w:t>
+      </w:r>
+      <w:r>
+        <w:rPr>
+          <w:rStyle w:val="VerbatimChar"/>
+        </w:rPr>
+        <w:t xml:space="preserve">/config/contributors.md</w:t>
+      </w:r>
+      <w:r>
+        <w:t xml:space="preserve">.</w:t>
       </w:r>
       <w:r>
         <w:t xml:space="preserve"> </w:t>
@@ -1496,7 +1532,7 @@
         <w:t xml:space="preserve"> </w:t>
       </w:r>
       <w:r>
-        <w:t xml:space="preserve">A contributor may provide changes to BriteTest that are subject</w:t>
+        <w:t xml:space="preserve">A contributor may provide changes to briteTest that are subject</w:t>
       </w:r>
       <w:r>
         <w:t xml:space="preserve"> </w:t>
@@ -1508,7 +1544,19 @@
         <w:t xml:space="preserve"> </w:t>
       </w:r>
       <w:r>
-        <w:t xml:space="preserve">must follow the guidelines in docs/Contributor_Guide.md.</w:t>
+        <w:t xml:space="preserve">must follow the guidelines in</w:t>
+      </w:r>
+      <w:r>
+        <w:t xml:space="preserve"> </w:t>
+      </w:r>
+      <w:r>
+        <w:rPr>
+          <w:rStyle w:val="VerbatimChar"/>
+        </w:rPr>
+        <w:t xml:space="preserve">/docs/Contributor_Guide.md</w:t>
+      </w:r>
+      <w:r>
+        <w:t xml:space="preserve">.</w:t>
       </w:r>
     </w:p>
     <w:p>
@@ -1640,13 +1688,13 @@
         <w:t xml:space="preserve"> </w:t>
       </w:r>
       <w:r>
-        <w:t xml:space="preserve">contains, for BriteTest, the orchestrator, test groups, test</w:t>
-      </w:r>
-      <w:r>
-        <w:t xml:space="preserve"> </w:t>
-      </w:r>
-      <w:r>
-        <w:t xml:space="preserve">expressions (and underlying functions), and the BriteTest APIs. It is</w:t>
+        <w:t xml:space="preserve">contains, for briteTest, the orchestrator, test groups, test</w:t>
+      </w:r>
+      <w:r>
+        <w:t xml:space="preserve"> </w:t>
+      </w:r>
+      <w:r>
+        <w:t xml:space="preserve">expressions (and underlying functions), and the briteTest APIs. It is</w:t>
       </w:r>
       <w:r>
         <w:t xml:space="preserve"> </w:t>
@@ -1727,7 +1775,7 @@
         <w:t xml:space="preserve"> </w:t>
       </w:r>
       <w:r>
-        <w:t xml:space="preserve">invalid memory access) captured by a BriteTest guard. See also fault</w:t>
+        <w:t xml:space="preserve">invalid memory access) captured by a briteTest guard. See also fault</w:t>
       </w:r>
       <w:r>
         <w:t xml:space="preserve"> </w:t>
@@ -1864,7 +1912,7 @@
         <w:t xml:space="preserve"> </w:t>
       </w:r>
       <w:r>
-        <w:t xml:space="preserve">within that class. For example, the BriteTest framework simplifies</w:t>
+        <w:t xml:space="preserve">within that class. For example, the briteTest framework simplifies</w:t>
       </w:r>
       <w:r>
         <w:t xml:space="preserve"> </w:t>
@@ -3016,7 +3064,13 @@
         <w:t xml:space="preserve">output file</w:t>
       </w:r>
       <w:r>
-        <w:t xml:space="preserve">*: TODO. See also golden file.</w:t>
+        <w:t xml:space="preserve">*: Filee generated by executing a command line or testj.</w:t>
+      </w:r>
+      <w:r>
+        <w:t xml:space="preserve"> </w:t>
+      </w:r>
+      <w:r>
+        <w:t xml:space="preserve">See also golden file.</w:t>
       </w:r>
     </w:p>
     <w:bookmarkEnd w:id="40"/>
@@ -3332,7 +3386,7 @@
         <w:t xml:space="preserve"> </w:t>
       </w:r>
       <w:r>
-        <w:t xml:space="preserve">v variable names. See the Runner API Reference.</w:t>
+        <w:t xml:space="preserve">variable names. See the Runner API Reference.</w:t>
       </w:r>
     </w:p>
     <w:p>
@@ -3565,7 +3619,22 @@
         <w:t xml:space="preserve">reviewer</w:t>
       </w:r>
       <w:r>
-        <w:t xml:space="preserve">*: A person listed in config/contributors.md as a reviewer.</w:t>
+        <w:t xml:space="preserve">*: A person listed in</w:t>
+      </w:r>
+      <w:r>
+        <w:t xml:space="preserve"> </w:t>
+      </w:r>
+      <w:r>
+        <w:rPr>
+          <w:rStyle w:val="VerbatimChar"/>
+        </w:rPr>
+        <w:t xml:space="preserve">/config/contributors.md</w:t>
+      </w:r>
+      <w:r>
+        <w:t xml:space="preserve"> </w:t>
+      </w:r>
+      <w:r>
+        <w:t xml:space="preserve">as a reviewer.</w:t>
       </w:r>
       <w:r>
         <w:t xml:space="preserve"> </w:t>
@@ -3577,13 +3646,25 @@
         <w:t xml:space="preserve"> </w:t>
       </w:r>
       <w:r>
-        <w:t xml:space="preserve">contributor and a reviewer. A reviewer may review changes to BriteTest.</w:t>
-      </w:r>
-      <w:r>
-        <w:t xml:space="preserve"> </w:t>
-      </w:r>
-      <w:r>
-        <w:t xml:space="preserve">A reviewer must follow the guidelines in docs/Contributor_Guide.md.</w:t>
+        <w:t xml:space="preserve">contributor and a reviewer. A reviewer may review changes to briteTest.</w:t>
+      </w:r>
+      <w:r>
+        <w:t xml:space="preserve"> </w:t>
+      </w:r>
+      <w:r>
+        <w:t xml:space="preserve">A reviewer must follow the guidelines in</w:t>
+      </w:r>
+      <w:r>
+        <w:t xml:space="preserve"> </w:t>
+      </w:r>
+      <w:r>
+        <w:rPr>
+          <w:rStyle w:val="VerbatimChar"/>
+        </w:rPr>
+        <w:t xml:space="preserve">/docs/Contributor_Guide.md</w:t>
+      </w:r>
+      <w:r>
+        <w:t xml:space="preserve">.</w:t>
       </w:r>
     </w:p>
     <w:p>
@@ -3736,85 +3817,67 @@
         <w:t xml:space="preserve"> </w:t>
       </w:r>
       <w:r>
-        <w:t xml:space="preserve">example, for the Runner API or Test API,</w:t>
-      </w:r>
-      <w:r>
-        <w:t xml:space="preserve"> </w:t>
-      </w:r>
-      <w:r>
-        <w:rPr>
-          <w:rStyle w:val="VerbatimChar"/>
-        </w:rPr>
-        <w:t xml:space="preserve">M.m.p</w:t>
-      </w:r>
-      <w:r>
-        <w:t xml:space="preserve"> </w:t>
-      </w:r>
-      <w:r>
-        <w:t xml:space="preserve">(for</w:t>
-      </w:r>
-      <w:r>
-        <w:t xml:space="preserve"> </w:t>
-      </w:r>
-      <w:r>
-        <w:rPr>
-          <w:rStyle w:val="VerbatimChar"/>
-        </w:rPr>
-        <w:t xml:space="preserve">.h</w:t>
-      </w:r>
-      <w:r>
-        <w:t xml:space="preserve"> </w:t>
-      </w:r>
-      <w:r>
-        <w:t xml:space="preserve">and</w:t>
-      </w:r>
-      <w:r>
-        <w:t xml:space="preserve"> </w:t>
-      </w:r>
-      <w:r>
-        <w:rPr>
-          <w:rStyle w:val="VerbatimChar"/>
-        </w:rPr>
-        <w:t xml:space="preserve">.c</w:t>
-      </w:r>
-      <w:r>
-        <w:t xml:space="preserve"> </w:t>
-      </w:r>
-      <w:r>
-        <w:t xml:space="preserve">files) or</w:t>
-      </w:r>
-      <w:r>
-        <w:t xml:space="preserve"> </w:t>
-      </w:r>
-      <w:r>
-        <w:rPr>
-          <w:rStyle w:val="VerbatimChar"/>
-        </w:rPr>
-        <w:t xml:space="preserve">M.u</w:t>
-      </w:r>
-      <w:r>
-        <w:t xml:space="preserve"> </w:t>
-      </w:r>
-      <w:r>
-        <w:t xml:space="preserve">(document files) where M, m, p, and</w:t>
-      </w:r>
-      <w:r>
-        <w:t xml:space="preserve"> </w:t>
-      </w:r>
-      <w:r>
-        <w:t xml:space="preserve">u are one or two digits and M indicates the major release, m</w:t>
-      </w:r>
-      <w:r>
-        <w:t xml:space="preserve"> </w:t>
-      </w:r>
-      <w:r>
-        <w:t xml:space="preserve">indicates the minor release, p indicates the patch version, and</w:t>
-      </w:r>
-      <w:r>
-        <w:t xml:space="preserve"> </w:t>
-      </w:r>
-      <w:r>
-        <w:t xml:space="preserve">u the document update version.</w:t>
+        <w:t xml:space="preserve">example,</w:t>
+      </w:r>
+      <w:r>
+        <w:t xml:space="preserve"> </w:t>
+      </w:r>
+      <w:r>
+        <w:rPr>
+          <w:rStyle w:val="VerbatimChar"/>
+        </w:rPr>
+        <w:t xml:space="preserve">v&lt;M&gt;.&lt;m&gt;.&lt;p&gt;</w:t>
+      </w:r>
+      <w:r>
+        <w:t xml:space="preserve"> </w:t>
+      </w:r>
+      <w:r>
+        <w:t xml:space="preserve">where</w:t>
+      </w:r>
+      <w:r>
+        <w:t xml:space="preserve"> </w:t>
+      </w:r>
+      <w:r>
+        <w:rPr>
+          <w:rStyle w:val="VerbatimChar"/>
+        </w:rPr>
+        <w:t xml:space="preserve">&lt;M&gt;</w:t>
+      </w:r>
+      <w:r>
+        <w:t xml:space="preserve">,</w:t>
+      </w:r>
+      <w:r>
+        <w:t xml:space="preserve"> </w:t>
+      </w:r>
+      <w:r>
+        <w:rPr>
+          <w:rStyle w:val="VerbatimChar"/>
+        </w:rPr>
+        <w:t xml:space="preserve">&lt;m&gt;</w:t>
+      </w:r>
+      <w:r>
+        <w:t xml:space="preserve">, and</w:t>
+      </w:r>
+      <w:r>
+        <w:t xml:space="preserve"> </w:t>
+      </w:r>
+      <w:r>
+        <w:rPr>
+          <w:rStyle w:val="VerbatimChar"/>
+        </w:rPr>
+        <w:t xml:space="preserve">&lt;p&gt;</w:t>
+      </w:r>
+      <w:r>
+        <w:t xml:space="preserve"> </w:t>
+      </w:r>
+      <w:r>
+        <w:t xml:space="preserve">are one or two digits and M indicates the major release, m</w:t>
+      </w:r>
+      <w:r>
+        <w:t xml:space="preserve"> </w:t>
+      </w:r>
+      <w:r>
+        <w:t xml:space="preserve">indicates the minor release, and p indicates the patch version.</w:t>
       </w:r>
     </w:p>
     <w:p>
